--- a/docs/Screenshots&Videos.docx
+++ b/docs/Screenshots&Videos.docx
@@ -705,7 +705,7 @@
               <w:rPr>
                 <w:sz w:val="20"/>
               </w:rPr>
-              <w:t>cypress.config.js and support/e2e.js now load cypress-mochawesome-reporter, which can build an HTML report that includes these screenshots and videos.</w:t>
+              <w:t>Enabled by reporter: 'cypress-mochawesome-reporter' in cypress.config.js and the register import in support/e2e.js. After npx cypress run it writes an HTML report to cypress/reports/html with the failure screenshots embedded.</w:t>
             </w:r>
           </w:p>
         </w:tc>
